--- a/flow/20230914_vu_template/drafts/2024-03-g/22-ПТ-Василія Анкирського.docx
+++ b/flow/20230914_vu_template/drafts/2024-03-g/22-ПТ-Василія Анкирського.docx
@@ -3628,33 +3628,22 @@
     </w:p>
     <w:p>
       <w:pPr>
-        <w:spacing w:after="120" w:line="20" w:lineRule="atLeast"/>
-        <w:jc w:val="both"/>
-        <w:rPr>
-          <w:rFonts w:ascii="Times New Roman" w:hAnsi="Times New Roman"/>
-          <w:sz w:val="24"/>
-          <w:szCs w:val="24"/>
-          <w:lang w:val="uk-UA"/>
-        </w:rPr>
-      </w:pPr>
-      <w:r>
-        <w:rPr>
-          <w:rFonts w:ascii="Times New Roman" w:hAnsi="Times New Roman"/>
-          <w:i/>
-          <w:color w:val="FF0000"/>
-          <w:sz w:val="24"/>
-          <w:szCs w:val="24"/>
-          <w:lang w:val="uk-UA"/>
-        </w:rPr>
-        <w:t>(г. 8, подібний: О, преславне чудо):</w:t>
-      </w:r>
-      <w:r>
-        <w:rPr>
-          <w:rFonts w:ascii="Times New Roman" w:hAnsi="Times New Roman"/>
-          <w:color w:val="FF0000"/>
-          <w:sz w:val="24"/>
-          <w:szCs w:val="24"/>
-          <w:lang w:val="uk-UA"/>
+        <w:pStyle w:val="Normal"/>
+      </w:pPr>
+      <w:r>
+        <w:rPr>
+          <w:rFonts w:ascii="Times New Roman" w:hAnsi="Times New Roman"/>
+          <w:i/>
+          <w:color w:val="FF0000"/>
+          <w:sz w:val="24"/>
+        </w:rPr>
+        <w:t>(г. 4, подібний: Покликаний був ти):</w:t>
+      </w:r>
+      <w:r>
+        <w:rPr>
+          <w:rFonts w:ascii="Times New Roman" w:hAnsi="Times New Roman"/>
+          <w:color w:val="FF0000"/>
+          <w:sz w:val="24"/>
         </w:rPr>
         <w:t xml:space="preserve"> </w:t>
       </w:r>
@@ -3662,10 +3651,8 @@
         <w:rPr>
           <w:rFonts w:ascii="Times New Roman" w:hAnsi="Times New Roman"/>
           <w:sz w:val="24"/>
-          <w:szCs w:val="24"/>
-          <w:lang w:val="uk-UA"/>
-        </w:rPr>
-        <w:t>Тите богомудрий, отче наш,* несучи свій хрест,* за Христом послідував ти* і всі пристрасті підкорив єси душі.* Від того прийняв єси з висоти благодать* лікувати пристрасті тих, що до тебе вдаються,* втишувати недуги і відганяти духів.* Тому твою пам’ять святкуємо* і восхваляємо.</w:t>
+        </w:rPr>
+        <w:t>Священства шатою прикрашений,* Василію великоіменитий,* служив єси, як ангел, Жертву приносячи Богові,* що задля нас у дійсному тілі явився.* З цієї причини як овеча досконале був ти заколений* і чистою жертвою став, і приніс себе нині у вишній жертовник.* Тим-то радісними голосами* тебе ублажаємо і взиваємо до тебе:* «Благай безнастанно,* щоб спаслися душі наші!»</w:t>
       </w:r>
     </w:p>
     <w:p>
@@ -3740,23 +3727,14 @@
     </w:p>
     <w:p>
       <w:pPr>
-        <w:spacing w:after="120" w:line="20" w:lineRule="atLeast"/>
-        <w:jc w:val="both"/>
-        <w:rPr>
-          <w:rFonts w:ascii="Times New Roman" w:hAnsi="Times New Roman"/>
-          <w:sz w:val="24"/>
-          <w:szCs w:val="24"/>
-          <w:lang w:val="uk-UA"/>
-        </w:rPr>
-      </w:pPr>
-      <w:r>
-        <w:rPr>
-          <w:rFonts w:ascii="Times New Roman" w:hAnsi="Times New Roman"/>
-          <w:sz w:val="24"/>
-          <w:szCs w:val="24"/>
-          <w:lang w:val="uk-UA"/>
-        </w:rPr>
-        <w:t>Тите всеблаженний, отче наш,* аскетичним подвигом* себе священно очищаючи* і ум причастям Божества просвіщаючи,* священства всесвяте помазання* ти схваленням Божественного Духа воістину сприйняв* і послужив прекрасно на землі* Богові і Звершителю твоєму,* неначе ангел.</w:t>
+        <w:pStyle w:val="Normal"/>
+      </w:pPr>
+      <w:r>
+        <w:rPr>
+          <w:rFonts w:ascii="Times New Roman" w:hAnsi="Times New Roman"/>
+          <w:sz w:val="24"/>
+        </w:rPr>
+        <w:t>Коли здирали з тебе шкіру за вироком неправедним,* страждання перетерпів єси,* виглядаючи уділ, де кінчаються страждання, славний,* і де почесті страждальцям уготовані,* а вогнем вигострюваний, мов залізо,* небокованим став єси, всеблаженний, мечем, посікши всі ворожі полки.* Тим-то вшановує тебе сьогодні* всяк радісний язик благочестивих* і просить тебе* вблагати Бога за стадо твоє.</w:t>
       </w:r>
     </w:p>
     <w:p>
@@ -3805,23 +3783,14 @@
     </w:p>
     <w:p>
       <w:pPr>
-        <w:spacing w:after="120" w:line="20" w:lineRule="atLeast"/>
-        <w:jc w:val="both"/>
-        <w:rPr>
-          <w:rFonts w:ascii="Times New Roman" w:hAnsi="Times New Roman"/>
-          <w:sz w:val="24"/>
-          <w:szCs w:val="24"/>
-          <w:lang w:val="uk-UA"/>
-        </w:rPr>
-      </w:pPr>
-      <w:r>
-        <w:rPr>
-          <w:rFonts w:ascii="Times New Roman" w:hAnsi="Times New Roman"/>
-          <w:sz w:val="24"/>
-          <w:szCs w:val="24"/>
-          <w:lang w:val="uk-UA"/>
-        </w:rPr>
-        <w:t>Преподобний Тите богонатхненний,* світлом православ’я* душу освітивши,* безпросвітню млу єресі умалив ти,* і мов схід яскравої зорі засяявши,* просвітлюєш світу краї* світлопромінними твоїми чудотвореннями завжди.* Тому з вірою всі тебе* вшановуємо й ублажаємо.</w:t>
+        <w:pStyle w:val="Normal"/>
+      </w:pPr>
+      <w:r>
+        <w:rPr>
+          <w:rFonts w:ascii="Times New Roman" w:hAnsi="Times New Roman"/>
+          <w:sz w:val="24"/>
+        </w:rPr>
+        <w:t>Оздоблений ранами божественними,* із міста до міста, закутий, переходив ти,* сковуючи мучителя* і шлях кроків твоїх спрямовуючи,* і так у Кесарійський град прибувши,* у ньому кінець блаженний прийняв єси,* і в Град Небесний вінценосцем зійшов єси,* і Богові Цареві нині предстоїш,* Якого благай* спасти і просвітити душі наші.</w:t>
       </w:r>
     </w:p>
     <w:p>
